--- a/src/content/blog/opisanie-moego-lichnogo-portfolio.docx
+++ b/src/content/blog/opisanie-moego-lichnogo-portfolio.docx
@@ -47,7 +47,21 @@
           <w:b/>
           <w:bCs/>
         </w:rPr>
-        <w:t>1 Архитектура автоматизации и сборки (каталог gulp)</w:t>
+        <w:t>1</w:t>
+      </w:r>
+      <w:r>
+        <w:rPr>
+          <w:b/>
+          <w:bCs/>
+        </w:rPr>
+        <w:t>.</w:t>
+      </w:r>
+      <w:r>
+        <w:rPr>
+          <w:b/>
+          <w:bCs/>
+        </w:rPr>
+        <w:t xml:space="preserve"> Архитектура автоматизации и сборки (каталог gulp)</w:t>
       </w:r>
     </w:p>
     <w:p/>
@@ -201,7 +215,22 @@
           <w:b/>
           <w:bCs/>
         </w:rPr>
-        <w:t>2 Компонентный слой (src/components/)</w:t>
+        <w:t>2</w:t>
+      </w:r>
+      <w:r>
+        <w:rPr>
+          <w:b/>
+          <w:bCs/>
+          <w:lang w:val="en-US"/>
+        </w:rPr>
+        <w:t>.</w:t>
+      </w:r>
+      <w:r>
+        <w:rPr>
+          <w:b/>
+          <w:bCs/>
+        </w:rPr>
+        <w:t xml:space="preserve"> Компонентный слой (src/components/)</w:t>
       </w:r>
     </w:p>
     <w:p/>
@@ -360,7 +389,21 @@
           <w:b/>
           <w:bCs/>
         </w:rPr>
-        <w:t>3 Контентная и ресурсная база (src/content/, src/fonts/, src/images/)</w:t>
+        <w:t>3</w:t>
+      </w:r>
+      <w:r>
+        <w:rPr>
+          <w:b/>
+          <w:bCs/>
+        </w:rPr>
+        <w:t>.</w:t>
+      </w:r>
+      <w:r>
+        <w:rPr>
+          <w:b/>
+          <w:bCs/>
+        </w:rPr>
+        <w:t xml:space="preserve"> Контентная и ресурсная база (src/content/, src/fonts/, src/images/)</w:t>
       </w:r>
     </w:p>
     <w:p/>
@@ -384,10 +427,7 @@
         <w:t xml:space="preserve"> статьи репрезентированы в форматах Markdown (.md) и Microsoft Word (.docx). Файл </w:t>
       </w:r>
       <w:r>
-        <w:t>.blog-cache-marker</w:t>
-      </w:r>
-      <w:r>
-        <w:t xml:space="preserve"> </w:t>
+        <w:t xml:space="preserve">.blog-cache-marker </w:t>
       </w:r>
       <w:r>
         <w:t>реализует механизм сигнализирования сборщику Gulp об изменении контента, что позволяет выполнять инкрементальную сборку без полной пересборки страниц.</w:t>
@@ -436,10 +476,7 @@
         <w:t xml:space="preserve"> реализована поддержка современных форматов изображений. Наличие модуля позволяет проводить проверку поддержки формата WebP на стороне клиента. В каталоге </w:t>
       </w:r>
       <w:r>
-        <w:t>images/favicons/</w:t>
-      </w:r>
-      <w:r>
-        <w:t xml:space="preserve"> </w:t>
+        <w:t xml:space="preserve">images/favicons/ </w:t>
       </w:r>
       <w:r>
         <w:t>содержится полный комплект фавиконок для различных устройств, подключаемый через HTML-</w:t>
@@ -464,7 +501,21 @@
           <w:b/>
           <w:bCs/>
         </w:rPr>
-        <w:t>4 Глобальная логика и стилизация (src/js/, src/scss/)</w:t>
+        <w:t>4</w:t>
+      </w:r>
+      <w:r>
+        <w:rPr>
+          <w:b/>
+          <w:bCs/>
+        </w:rPr>
+        <w:t>.</w:t>
+      </w:r>
+      <w:r>
+        <w:rPr>
+          <w:b/>
+          <w:bCs/>
+        </w:rPr>
+        <w:t xml:space="preserve"> Глобальная логика и стилизация (src/js/, src/scss/)</w:t>
       </w:r>
     </w:p>
     <w:p/>
@@ -616,7 +667,21 @@
           <w:b/>
           <w:bCs/>
         </w:rPr>
-        <w:t>5 Окружение обеспечения качества кода и типизации (корневые файлы)</w:t>
+        <w:t>5</w:t>
+      </w:r>
+      <w:r>
+        <w:rPr>
+          <w:b/>
+          <w:bCs/>
+        </w:rPr>
+        <w:t>.</w:t>
+      </w:r>
+      <w:r>
+        <w:rPr>
+          <w:b/>
+          <w:bCs/>
+        </w:rPr>
+        <w:t xml:space="preserve"> Окружение обеспечения качества кода и типизации (корневые файлы)</w:t>
       </w:r>
     </w:p>
     <w:p/>
@@ -1528,6 +1593,7 @@
   <w:style w:type="character" w:default="1" w:styleId="a0">
     <w:name w:val="Default Paragraph Font"/>
     <w:uiPriority w:val="1"/>
+    <w:semiHidden/>
     <w:unhideWhenUsed/>
   </w:style>
   <w:style w:type="table" w:default="1" w:styleId="a1">

--- a/src/content/blog/opisanie-moego-lichnogo-portfolio.docx
+++ b/src/content/blog/opisanie-moego-lichnogo-portfolio.docx
@@ -63,6 +63,13 @@
         </w:rPr>
         <w:t xml:space="preserve"> Архитектура автоматизации и сборки (каталог gulp)</w:t>
       </w:r>
+      <w:r>
+        <w:rPr>
+          <w:b/>
+          <w:bCs/>
+        </w:rPr>
+        <w:t>.</w:t>
+      </w:r>
     </w:p>
     <w:p/>
     <w:p>
@@ -209,6 +216,9 @@
     <w:p>
       <w:pPr>
         <w:pStyle w:val="2"/>
+        <w:rPr>
+          <w:lang w:val="en-US"/>
+        </w:rPr>
       </w:pPr>
       <w:r>
         <w:rPr>
@@ -221,16 +231,23 @@
         <w:rPr>
           <w:b/>
           <w:bCs/>
+        </w:rPr>
+        <w:t>.</w:t>
+      </w:r>
+      <w:r>
+        <w:rPr>
+          <w:b/>
+          <w:bCs/>
+        </w:rPr>
+        <w:t xml:space="preserve"> Компонентный слой (src/components/)</w:t>
+      </w:r>
+      <w:r>
+        <w:rPr>
+          <w:b/>
+          <w:bCs/>
           <w:lang w:val="en-US"/>
         </w:rPr>
         <w:t>.</w:t>
-      </w:r>
-      <w:r>
-        <w:rPr>
-          <w:b/>
-          <w:bCs/>
-        </w:rPr>
-        <w:t xml:space="preserve"> Компонентный слой (src/components/)</w:t>
       </w:r>
     </w:p>
     <w:p/>
@@ -405,6 +422,13 @@
         </w:rPr>
         <w:t xml:space="preserve"> Контентная и ресурсная база (src/content/, src/fonts/, src/images/)</w:t>
       </w:r>
+      <w:r>
+        <w:rPr>
+          <w:b/>
+          <w:bCs/>
+        </w:rPr>
+        <w:t>.</w:t>
+      </w:r>
     </w:p>
     <w:p/>
     <w:p>
@@ -517,6 +541,13 @@
         </w:rPr>
         <w:t xml:space="preserve"> Глобальная логика и стилизация (src/js/, src/scss/)</w:t>
       </w:r>
+      <w:r>
+        <w:rPr>
+          <w:b/>
+          <w:bCs/>
+        </w:rPr>
+        <w:t>.</w:t>
+      </w:r>
     </w:p>
     <w:p/>
     <w:p>
@@ -682,6 +713,13 @@
           <w:bCs/>
         </w:rPr>
         <w:t xml:space="preserve"> Окружение обеспечения качества кода и типизации (корневые файлы)</w:t>
+      </w:r>
+      <w:r>
+        <w:rPr>
+          <w:b/>
+          <w:bCs/>
+        </w:rPr>
+        <w:t>.</w:t>
       </w:r>
     </w:p>
     <w:p/>

--- a/src/content/blog/opisanie-moego-lichnogo-portfolio.docx
+++ b/src/content/blog/opisanie-moego-lichnogo-portfolio.docx
@@ -24,6 +24,15 @@
           <w:t>Radik.Dev</w:t>
         </w:r>
       </w:hyperlink>
+      <w:r>
+        <w:rPr>
+          <w:b/>
+          <w:bCs/>
+          <w:color w:val="2B2BEE"/>
+          <w:u w:val="single"/>
+        </w:rPr>
+        <w:t>.</w:t>
+      </w:r>
     </w:p>
     <w:p/>
     <w:p>
@@ -216,9 +225,6 @@
     <w:p>
       <w:pPr>
         <w:pStyle w:val="2"/>
-        <w:rPr>
-          <w:lang w:val="en-US"/>
-        </w:rPr>
       </w:pPr>
       <w:r>
         <w:rPr>
@@ -245,7 +251,6 @@
         <w:rPr>
           <w:b/>
           <w:bCs/>
-          <w:lang w:val="en-US"/>
         </w:rPr>
         <w:t>.</w:t>
       </w:r>
